--- a/Fitpal_Platform_Spec.docx
+++ b/Fitpal_Platform_Spec.docx
@@ -4344,7 +4344,7 @@
                 <w:sz w:val="18"/>
                 <w:szCs w:val="18"/>
               </w:rPr>
-              <w:t xml:space="preserve">Release 2</w:t>
+              <w:t xml:space="preserve">Release 1</w:t>
             </w:r>
           </w:p>
         </w:tc>
@@ -4439,7 +4439,7 @@
                 <w:sz w:val="18"/>
                 <w:szCs w:val="18"/>
               </w:rPr>
-              <w:t xml:space="preserve">Release 2</w:t>
+              <w:t xml:space="preserve">Release 1</w:t>
             </w:r>
           </w:p>
         </w:tc>
@@ -4534,7 +4534,7 @@
                 <w:sz w:val="18"/>
                 <w:szCs w:val="18"/>
               </w:rPr>
-              <w:t xml:space="preserve">Release 2</w:t>
+              <w:t xml:space="preserve">Release 1</w:t>
             </w:r>
           </w:p>
         </w:tc>
@@ -4629,7 +4629,7 @@
                 <w:sz w:val="18"/>
                 <w:szCs w:val="18"/>
               </w:rPr>
-              <w:t xml:space="preserve">Release 2</w:t>
+              <w:t xml:space="preserve">Release 1</w:t>
             </w:r>
           </w:p>
         </w:tc>
@@ -9034,10 +9034,276 @@
           </w:p>
         </w:tc>
       </w:tr>
-      <w:tr>
-        <w:tc>
-          <w:tcPr>
-            <w:tcW w:type="dxa" w:w="2800"/>
+    </w:tbl>
+    <w:p>
+      <w:pPr>
+        <w:pStyle w:val="Heading1"/>
+      </w:pPr>
+      <w:r>
+        <w:t xml:space="preserve">Compensation</w:t>
+      </w:r>
+    </w:p>
+    <w:p>
+      <w:pPr>
+        <w:spacing w:after="200"/>
+      </w:pPr>
+      <w:r>
+        <w:rPr>
+          <w:rFonts w:ascii="Arial" w:cs="Arial" w:eastAsia="Arial" w:hAnsi="Arial"/>
+          <w:color w:val="6B7280"/>
+          <w:sz w:val="20"/>
+          <w:szCs w:val="20"/>
+        </w:rPr>
+        <w:t xml:space="preserve">This section outlines the agreed compensation structure, payment schedule, and ongoing collaboration terms.</w:t>
+      </w:r>
+    </w:p>
+    <w:tbl>
+      <w:tblPr>
+        <w:tblW w:type="dxa" w:w="9360"/>
+        <w:tblBorders>
+          <w:top w:val="single" w:color="auto" w:sz="4"/>
+          <w:left w:val="single" w:color="auto" w:sz="4"/>
+          <w:bottom w:val="single" w:color="auto" w:sz="4"/>
+          <w:right w:val="single" w:color="auto" w:sz="4"/>
+          <w:insideH w:val="single" w:color="auto" w:sz="4"/>
+          <w:insideV w:val="single" w:color="auto" w:sz="4"/>
+        </w:tblBorders>
+      </w:tblPr>
+      <w:tblGrid>
+        <w:gridCol w:w="3500"/>
+        <w:gridCol w:w="1800"/>
+        <w:gridCol w:w="4060"/>
+      </w:tblGrid>
+      <w:tr>
+        <w:tc>
+          <w:tcPr>
+            <w:tcW w:type="dxa" w:w="9360"/>
+            <w:gridSpan w:val="3"/>
+            <w:tcBorders>
+              <w:top w:val="single" w:color="D1D5DB" w:sz="1"/>
+              <w:left w:val="single" w:color="D1D5DB" w:sz="1"/>
+              <w:bottom w:val="single" w:color="D1D5DB" w:sz="1"/>
+              <w:right w:val="single" w:color="D1D5DB" w:sz="1"/>
+            </w:tcBorders>
+            <w:shd w:fill="1B4332" w:val="clear"/>
+            <w:tcMar>
+              <w:top w:type="dxa" w:w="80"/>
+              <w:left w:type="dxa" w:w="120"/>
+              <w:bottom w:type="dxa" w:w="80"/>
+              <w:right w:type="dxa" w:w="120"/>
+            </w:tcMar>
+          </w:tcPr>
+          <w:p>
+            <w:r>
+              <w:rPr>
+                <w:rFonts w:ascii="Arial" w:cs="Arial" w:eastAsia="Arial" w:hAnsi="Arial"/>
+                <w:b/>
+                <w:bCs/>
+                <w:color w:val="FFFFFF"/>
+                <w:sz w:val="22"/>
+                <w:szCs w:val="22"/>
+              </w:rPr>
+              <w:t xml:space="preserve">PROJECT FEES</w:t>
+            </w:r>
+          </w:p>
+        </w:tc>
+      </w:tr>
+      <w:tr>
+        <w:tc>
+          <w:tcPr>
+            <w:tcW w:type="dxa" w:w="3500"/>
+            <w:tcBorders>
+              <w:top w:val="single" w:color="D1D5DB" w:sz="1"/>
+              <w:left w:val="single" w:color="D1D5DB" w:sz="1"/>
+              <w:bottom w:val="single" w:color="D1D5DB" w:sz="1"/>
+              <w:right w:val="single" w:color="D1D5DB" w:sz="1"/>
+            </w:tcBorders>
+            <w:shd w:fill="D8F3DC" w:val="clear"/>
+            <w:tcMar>
+              <w:top w:type="dxa" w:w="60"/>
+              <w:left w:type="dxa" w:w="120"/>
+              <w:bottom w:type="dxa" w:w="60"/>
+              <w:right w:type="dxa" w:w="120"/>
+            </w:tcMar>
+          </w:tcPr>
+          <w:p>
+            <w:r>
+              <w:rPr>
+                <w:rFonts w:ascii="Arial" w:cs="Arial" w:eastAsia="Arial" w:hAnsi="Arial"/>
+                <w:b/>
+                <w:bCs/>
+                <w:color w:val="1B4332"/>
+                <w:sz w:val="19"/>
+                <w:szCs w:val="19"/>
+              </w:rPr>
+              <w:t xml:space="preserve">Deliverable</w:t>
+            </w:r>
+          </w:p>
+        </w:tc>
+        <w:tc>
+          <w:tcPr>
+            <w:tcW w:type="dxa" w:w="1800"/>
+            <w:tcBorders>
+              <w:top w:val="single" w:color="D1D5DB" w:sz="1"/>
+              <w:left w:val="single" w:color="D1D5DB" w:sz="1"/>
+              <w:bottom w:val="single" w:color="D1D5DB" w:sz="1"/>
+              <w:right w:val="single" w:color="D1D5DB" w:sz="1"/>
+            </w:tcBorders>
+            <w:shd w:fill="D8F3DC" w:val="clear"/>
+            <w:tcMar>
+              <w:top w:type="dxa" w:w="60"/>
+              <w:left w:type="dxa" w:w="120"/>
+              <w:bottom w:type="dxa" w:w="60"/>
+              <w:right w:type="dxa" w:w="120"/>
+            </w:tcMar>
+          </w:tcPr>
+          <w:p>
+            <w:pPr>
+              <w:jc w:val="right"/>
+            </w:pPr>
+            <w:r>
+              <w:rPr>
+                <w:rFonts w:ascii="Arial" w:cs="Arial" w:eastAsia="Arial" w:hAnsi="Arial"/>
+                <w:b/>
+                <w:bCs/>
+                <w:color w:val="1B4332"/>
+                <w:sz w:val="19"/>
+                <w:szCs w:val="19"/>
+              </w:rPr>
+              <w:t xml:space="preserve">Amount</w:t>
+            </w:r>
+          </w:p>
+        </w:tc>
+        <w:tc>
+          <w:tcPr>
+            <w:tcW w:type="dxa" w:w="4060"/>
+            <w:tcBorders>
+              <w:top w:val="single" w:color="D1D5DB" w:sz="1"/>
+              <w:left w:val="single" w:color="D1D5DB" w:sz="1"/>
+              <w:bottom w:val="single" w:color="D1D5DB" w:sz="1"/>
+              <w:right w:val="single" w:color="D1D5DB" w:sz="1"/>
+            </w:tcBorders>
+            <w:shd w:fill="D8F3DC" w:val="clear"/>
+            <w:tcMar>
+              <w:top w:type="dxa" w:w="60"/>
+              <w:left w:type="dxa" w:w="120"/>
+              <w:bottom w:type="dxa" w:w="60"/>
+              <w:right w:type="dxa" w:w="120"/>
+            </w:tcMar>
+          </w:tcPr>
+          <w:p>
+            <w:r>
+              <w:rPr>
+                <w:rFonts w:ascii="Arial" w:cs="Arial" w:eastAsia="Arial" w:hAnsi="Arial"/>
+                <w:b/>
+                <w:bCs/>
+                <w:color w:val="1B4332"/>
+                <w:sz w:val="19"/>
+                <w:szCs w:val="19"/>
+              </w:rPr>
+              <w:t xml:space="preserve">Notes</w:t>
+            </w:r>
+          </w:p>
+        </w:tc>
+      </w:tr>
+      <w:tr>
+        <w:tc>
+          <w:tcPr>
+            <w:tcW w:type="dxa" w:w="3500"/>
+            <w:tcBorders>
+              <w:top w:val="single" w:color="D1D5DB" w:sz="1"/>
+              <w:left w:val="single" w:color="D1D5DB" w:sz="1"/>
+              <w:bottom w:val="single" w:color="D1D5DB" w:sz="1"/>
+              <w:right w:val="single" w:color="D1D5DB" w:sz="1"/>
+            </w:tcBorders>
+            <w:shd w:fill="FFFFFF" w:val="clear"/>
+            <w:tcMar>
+              <w:top w:type="dxa" w:w="60"/>
+              <w:left w:type="dxa" w:w="120"/>
+              <w:bottom w:type="dxa" w:w="60"/>
+              <w:right w:type="dxa" w:w="120"/>
+            </w:tcMar>
+          </w:tcPr>
+          <w:p>
+            <w:r>
+              <w:rPr>
+                <w:rFonts w:ascii="Arial" w:cs="Arial" w:eastAsia="Arial" w:hAnsi="Arial"/>
+                <w:b/>
+                <w:bCs/>
+                <w:color w:val="374151"/>
+                <w:sz w:val="19"/>
+                <w:szCs w:val="19"/>
+              </w:rPr>
+              <w:t xml:space="preserve">Admin Panel (Delivered)</w:t>
+            </w:r>
+          </w:p>
+        </w:tc>
+        <w:tc>
+          <w:tcPr>
+            <w:tcW w:type="dxa" w:w="1800"/>
+            <w:tcBorders>
+              <w:top w:val="single" w:color="D1D5DB" w:sz="1"/>
+              <w:left w:val="single" w:color="D1D5DB" w:sz="1"/>
+              <w:bottom w:val="single" w:color="D1D5DB" w:sz="1"/>
+              <w:right w:val="single" w:color="D1D5DB" w:sz="1"/>
+            </w:tcBorders>
+            <w:shd w:fill="FFFFFF" w:val="clear"/>
+            <w:tcMar>
+              <w:top w:type="dxa" w:w="60"/>
+              <w:left w:type="dxa" w:w="120"/>
+              <w:bottom w:type="dxa" w:w="60"/>
+              <w:right w:type="dxa" w:w="120"/>
+            </w:tcMar>
+          </w:tcPr>
+          <w:p>
+            <w:pPr>
+              <w:jc w:val="right"/>
+            </w:pPr>
+            <w:r>
+              <w:rPr>
+                <w:rFonts w:ascii="Arial" w:cs="Arial" w:eastAsia="Arial" w:hAnsi="Arial"/>
+                <w:color w:val="374151"/>
+                <w:sz w:val="19"/>
+                <w:szCs w:val="19"/>
+              </w:rPr>
+              <w:t xml:space="preserve">€7,000</w:t>
+            </w:r>
+          </w:p>
+        </w:tc>
+        <w:tc>
+          <w:tcPr>
+            <w:tcW w:type="dxa" w:w="4060"/>
+            <w:tcBorders>
+              <w:top w:val="single" w:color="D1D5DB" w:sz="1"/>
+              <w:left w:val="single" w:color="D1D5DB" w:sz="1"/>
+              <w:bottom w:val="single" w:color="D1D5DB" w:sz="1"/>
+              <w:right w:val="single" w:color="D1D5DB" w:sz="1"/>
+            </w:tcBorders>
+            <w:shd w:fill="FFFFFF" w:val="clear"/>
+            <w:tcMar>
+              <w:top w:type="dxa" w:w="60"/>
+              <w:left w:type="dxa" w:w="120"/>
+              <w:bottom w:type="dxa" w:w="60"/>
+              <w:right w:type="dxa" w:w="120"/>
+            </w:tcMar>
+          </w:tcPr>
+          <w:p>
+            <w:r>
+              <w:rPr>
+                <w:rFonts w:ascii="Arial" w:cs="Arial" w:eastAsia="Arial" w:hAnsi="Arial"/>
+                <w:color w:val="374151"/>
+                <w:sz w:val="19"/>
+                <w:szCs w:val="19"/>
+              </w:rPr>
+              <w:t xml:space="preserve">Features 1–20 — already in production</w:t>
+            </w:r>
+          </w:p>
+        </w:tc>
+      </w:tr>
+      <w:tr>
+        <w:tc>
+          <w:tcPr>
+            <w:tcW w:type="dxa" w:w="3500"/>
             <w:tcBorders>
               <w:top w:val="single" w:color="D1D5DB" w:sz="1"/>
               <w:left w:val="single" w:color="D1D5DB" w:sz="1"/>
@@ -9062,13 +9328,13 @@
                 <w:sz w:val="19"/>
                 <w:szCs w:val="19"/>
               </w:rPr>
-              <w:t xml:space="preserve">28. Time Window Management by Postcode</w:t>
-            </w:r>
-          </w:p>
-        </w:tc>
-        <w:tc>
-          <w:tcPr>
-            <w:tcW w:type="dxa" w:w="6560"/>
+              <w:t xml:space="preserve">Admin Panel (Upcoming)</w:t>
+            </w:r>
+          </w:p>
+        </w:tc>
+        <w:tc>
+          <w:tcPr>
+            <w:tcW w:type="dxa" w:w="1800"/>
             <w:tcBorders>
               <w:top w:val="single" w:color="D1D5DB" w:sz="1"/>
               <w:left w:val="single" w:color="D1D5DB" w:sz="1"/>
@@ -9084,19 +9350,801 @@
             </w:tcMar>
           </w:tcPr>
           <w:p>
-            <w:r>
-              <w:rPr>
-                <w:rFonts w:ascii="Arial" w:cs="Arial" w:eastAsia="Arial" w:hAnsi="Arial"/>
-                <w:color w:val="374151"/>
-                <w:sz w:val="19"/>
-                <w:szCs w:val="19"/>
-              </w:rPr>
-              <w:t xml:space="preserve">Admin interface for defining available delivery time windows per postcode group. Operators map postcode ranges to sets of time slots, controlling which windows customers in each zone see at checkout. Works in tandem with the address-based time slot selection on the ordering platform.</w:t>
+            <w:pPr>
+              <w:jc w:val="right"/>
+            </w:pPr>
+            <w:r>
+              <w:rPr>
+                <w:rFonts w:ascii="Arial" w:cs="Arial" w:eastAsia="Arial" w:hAnsi="Arial"/>
+                <w:color w:val="374151"/>
+                <w:sz w:val="19"/>
+                <w:szCs w:val="19"/>
+              </w:rPr>
+              <w:t xml:space="preserve">€3,000</w:t>
+            </w:r>
+          </w:p>
+        </w:tc>
+        <w:tc>
+          <w:tcPr>
+            <w:tcW w:type="dxa" w:w="4060"/>
+            <w:tcBorders>
+              <w:top w:val="single" w:color="D1D5DB" w:sz="1"/>
+              <w:left w:val="single" w:color="D1D5DB" w:sz="1"/>
+              <w:bottom w:val="single" w:color="D1D5DB" w:sz="1"/>
+              <w:right w:val="single" w:color="D1D5DB" w:sz="1"/>
+            </w:tcBorders>
+            <w:shd w:fill="F9FAFB" w:val="clear"/>
+            <w:tcMar>
+              <w:top w:type="dxa" w:w="60"/>
+              <w:left w:type="dxa" w:w="120"/>
+              <w:bottom w:type="dxa" w:w="60"/>
+              <w:right w:type="dxa" w:w="120"/>
+            </w:tcMar>
+          </w:tcPr>
+          <w:p>
+            <w:r>
+              <w:rPr>
+                <w:rFonts w:ascii="Arial" w:cs="Arial" w:eastAsia="Arial" w:hAnsi="Arial"/>
+                <w:color w:val="374151"/>
+                <w:sz w:val="19"/>
+                <w:szCs w:val="19"/>
+              </w:rPr>
+              <w:t xml:space="preserve">Features 21–27 — planned enhancements</w:t>
+            </w:r>
+          </w:p>
+        </w:tc>
+      </w:tr>
+      <w:tr>
+        <w:tc>
+          <w:tcPr>
+            <w:tcW w:type="dxa" w:w="3500"/>
+            <w:tcBorders>
+              <w:top w:val="single" w:color="D1D5DB" w:sz="1"/>
+              <w:left w:val="single" w:color="D1D5DB" w:sz="1"/>
+              <w:bottom w:val="single" w:color="D1D5DB" w:sz="1"/>
+              <w:right w:val="single" w:color="D1D5DB" w:sz="1"/>
+            </w:tcBorders>
+            <w:shd w:fill="FFFFFF" w:val="clear"/>
+            <w:tcMar>
+              <w:top w:type="dxa" w:w="60"/>
+              <w:left w:type="dxa" w:w="120"/>
+              <w:bottom w:type="dxa" w:w="60"/>
+              <w:right w:type="dxa" w:w="120"/>
+            </w:tcMar>
+          </w:tcPr>
+          <w:p>
+            <w:r>
+              <w:rPr>
+                <w:rFonts w:ascii="Arial" w:cs="Arial" w:eastAsia="Arial" w:hAnsi="Arial"/>
+                <w:b/>
+                <w:bCs/>
+                <w:color w:val="374151"/>
+                <w:sz w:val="19"/>
+                <w:szCs w:val="19"/>
+              </w:rPr>
+              <w:t xml:space="preserve">Ordering Platform (New Site)</w:t>
+            </w:r>
+          </w:p>
+        </w:tc>
+        <w:tc>
+          <w:tcPr>
+            <w:tcW w:type="dxa" w:w="1800"/>
+            <w:tcBorders>
+              <w:top w:val="single" w:color="D1D5DB" w:sz="1"/>
+              <w:left w:val="single" w:color="D1D5DB" w:sz="1"/>
+              <w:bottom w:val="single" w:color="D1D5DB" w:sz="1"/>
+              <w:right w:val="single" w:color="D1D5DB" w:sz="1"/>
+            </w:tcBorders>
+            <w:shd w:fill="FFFFFF" w:val="clear"/>
+            <w:tcMar>
+              <w:top w:type="dxa" w:w="60"/>
+              <w:left w:type="dxa" w:w="120"/>
+              <w:bottom w:type="dxa" w:w="60"/>
+              <w:right w:type="dxa" w:w="120"/>
+            </w:tcMar>
+          </w:tcPr>
+          <w:p>
+            <w:pPr>
+              <w:jc w:val="right"/>
+            </w:pPr>
+            <w:r>
+              <w:rPr>
+                <w:rFonts w:ascii="Arial" w:cs="Arial" w:eastAsia="Arial" w:hAnsi="Arial"/>
+                <w:color w:val="374151"/>
+                <w:sz w:val="19"/>
+                <w:szCs w:val="19"/>
+              </w:rPr>
+              <w:t xml:space="preserve">€10,000</w:t>
+            </w:r>
+          </w:p>
+        </w:tc>
+        <w:tc>
+          <w:tcPr>
+            <w:tcW w:type="dxa" w:w="4060"/>
+            <w:tcBorders>
+              <w:top w:val="single" w:color="D1D5DB" w:sz="1"/>
+              <w:left w:val="single" w:color="D1D5DB" w:sz="1"/>
+              <w:bottom w:val="single" w:color="D1D5DB" w:sz="1"/>
+              <w:right w:val="single" w:color="D1D5DB" w:sz="1"/>
+            </w:tcBorders>
+            <w:shd w:fill="FFFFFF" w:val="clear"/>
+            <w:tcMar>
+              <w:top w:type="dxa" w:w="60"/>
+              <w:left w:type="dxa" w:w="120"/>
+              <w:bottom w:type="dxa" w:w="60"/>
+              <w:right w:type="dxa" w:w="120"/>
+            </w:tcMar>
+          </w:tcPr>
+          <w:p>
+            <w:r>
+              <w:rPr>
+                <w:rFonts w:ascii="Arial" w:cs="Arial" w:eastAsia="Arial" w:hAnsi="Arial"/>
+                <w:color w:val="374151"/>
+                <w:sz w:val="19"/>
+                <w:szCs w:val="19"/>
+              </w:rPr>
+              <w:t xml:space="preserve">Full customer-facing ordering platform</w:t>
+            </w:r>
+          </w:p>
+        </w:tc>
+      </w:tr>
+      <w:tr>
+        <w:tc>
+          <w:tcPr>
+            <w:tcW w:type="dxa" w:w="3500"/>
+            <w:tcBorders>
+              <w:top w:val="single" w:color="D1D5DB" w:sz="1"/>
+              <w:left w:val="single" w:color="D1D5DB" w:sz="1"/>
+              <w:bottom w:val="single" w:color="D1D5DB" w:sz="1"/>
+              <w:right w:val="single" w:color="D1D5DB" w:sz="1"/>
+            </w:tcBorders>
+            <w:shd w:fill="D8F3DC" w:val="clear"/>
+            <w:tcMar>
+              <w:top w:type="dxa" w:w="60"/>
+              <w:left w:type="dxa" w:w="120"/>
+              <w:bottom w:type="dxa" w:w="60"/>
+              <w:right w:type="dxa" w:w="120"/>
+            </w:tcMar>
+          </w:tcPr>
+          <w:p>
+            <w:r>
+              <w:rPr>
+                <w:rFonts w:ascii="Arial" w:cs="Arial" w:eastAsia="Arial" w:hAnsi="Arial"/>
+                <w:b/>
+                <w:bCs/>
+                <w:color w:val="1B4332"/>
+                <w:sz w:val="19"/>
+                <w:szCs w:val="19"/>
+              </w:rPr>
+              <w:t xml:space="preserve">Total</w:t>
+            </w:r>
+          </w:p>
+        </w:tc>
+        <w:tc>
+          <w:tcPr>
+            <w:tcW w:type="dxa" w:w="1800"/>
+            <w:tcBorders>
+              <w:top w:val="single" w:color="D1D5DB" w:sz="1"/>
+              <w:left w:val="single" w:color="D1D5DB" w:sz="1"/>
+              <w:bottom w:val="single" w:color="D1D5DB" w:sz="1"/>
+              <w:right w:val="single" w:color="D1D5DB" w:sz="1"/>
+            </w:tcBorders>
+            <w:shd w:fill="D8F3DC" w:val="clear"/>
+            <w:tcMar>
+              <w:top w:type="dxa" w:w="60"/>
+              <w:left w:type="dxa" w:w="120"/>
+              <w:bottom w:type="dxa" w:w="60"/>
+              <w:right w:type="dxa" w:w="120"/>
+            </w:tcMar>
+          </w:tcPr>
+          <w:p>
+            <w:pPr>
+              <w:jc w:val="right"/>
+            </w:pPr>
+            <w:r>
+              <w:rPr>
+                <w:rFonts w:ascii="Arial" w:cs="Arial" w:eastAsia="Arial" w:hAnsi="Arial"/>
+                <w:b/>
+                <w:bCs/>
+                <w:color w:val="1B4332"/>
+                <w:sz w:val="19"/>
+                <w:szCs w:val="19"/>
+              </w:rPr>
+              <w:t xml:space="preserve">€20,000</w:t>
+            </w:r>
+          </w:p>
+        </w:tc>
+        <w:tc>
+          <w:tcPr>
+            <w:tcW w:type="dxa" w:w="4060"/>
+            <w:tcBorders>
+              <w:top w:val="single" w:color="D1D5DB" w:sz="1"/>
+              <w:left w:val="single" w:color="D1D5DB" w:sz="1"/>
+              <w:bottom w:val="single" w:color="D1D5DB" w:sz="1"/>
+              <w:right w:val="single" w:color="D1D5DB" w:sz="1"/>
+            </w:tcBorders>
+            <w:shd w:fill="D8F3DC" w:val="clear"/>
+            <w:tcMar>
+              <w:top w:type="dxa" w:w="60"/>
+              <w:left w:type="dxa" w:w="120"/>
+              <w:bottom w:type="dxa" w:w="60"/>
+              <w:right w:type="dxa" w:w="120"/>
+            </w:tcMar>
+          </w:tcPr>
+          <w:p>
+            <w:r>
+              <w:rPr>
+                <w:rFonts w:ascii="Arial" w:cs="Arial" w:eastAsia="Arial" w:hAnsi="Arial"/>
+                <w:color w:val="374151"/>
+                <w:sz w:val="19"/>
+                <w:szCs w:val="19"/>
+              </w:rPr>
+              <w:t xml:space="preserve"/>
             </w:r>
           </w:p>
         </w:tc>
       </w:tr>
     </w:tbl>
+    <w:p>
+      <w:pPr>
+        <w:spacing w:after="200"/>
+      </w:pPr>
+    </w:p>
+    <w:tbl>
+      <w:tblPr>
+        <w:tblW w:type="dxa" w:w="9360"/>
+        <w:tblBorders>
+          <w:top w:val="single" w:color="auto" w:sz="4"/>
+          <w:left w:val="single" w:color="auto" w:sz="4"/>
+          <w:bottom w:val="single" w:color="auto" w:sz="4"/>
+          <w:right w:val="single" w:color="auto" w:sz="4"/>
+          <w:insideH w:val="single" w:color="auto" w:sz="4"/>
+          <w:insideV w:val="single" w:color="auto" w:sz="4"/>
+        </w:tblBorders>
+      </w:tblPr>
+      <w:tblGrid>
+        <w:gridCol w:w="4680"/>
+        <w:gridCol w:w="4680"/>
+      </w:tblGrid>
+      <w:tr>
+        <w:tc>
+          <w:tcPr>
+            <w:tcW w:type="dxa" w:w="9360"/>
+            <w:gridSpan w:val="2"/>
+            <w:tcBorders>
+              <w:top w:val="single" w:color="D1D5DB" w:sz="1"/>
+              <w:left w:val="single" w:color="D1D5DB" w:sz="1"/>
+              <w:bottom w:val="single" w:color="D1D5DB" w:sz="1"/>
+              <w:right w:val="single" w:color="D1D5DB" w:sz="1"/>
+            </w:tcBorders>
+            <w:shd w:fill="1B4332" w:val="clear"/>
+            <w:tcMar>
+              <w:top w:type="dxa" w:w="80"/>
+              <w:left w:type="dxa" w:w="120"/>
+              <w:bottom w:type="dxa" w:w="80"/>
+              <w:right w:type="dxa" w:w="120"/>
+            </w:tcMar>
+          </w:tcPr>
+          <w:p>
+            <w:r>
+              <w:rPr>
+                <w:rFonts w:ascii="Arial" w:cs="Arial" w:eastAsia="Arial" w:hAnsi="Arial"/>
+                <w:b/>
+                <w:bCs/>
+                <w:color w:val="FFFFFF"/>
+                <w:sz w:val="22"/>
+                <w:szCs w:val="22"/>
+              </w:rPr>
+              <w:t xml:space="preserve">PAYMENT SCHEDULE</w:t>
+            </w:r>
+          </w:p>
+        </w:tc>
+      </w:tr>
+      <w:tr>
+        <w:tc>
+          <w:tcPr>
+            <w:tcW w:type="dxa" w:w="4680"/>
+            <w:tcBorders>
+              <w:top w:val="single" w:color="D1D5DB" w:sz="1"/>
+              <w:left w:val="single" w:color="D1D5DB" w:sz="1"/>
+              <w:bottom w:val="single" w:color="D1D5DB" w:sz="1"/>
+              <w:right w:val="single" w:color="D1D5DB" w:sz="1"/>
+            </w:tcBorders>
+            <w:shd w:fill="D8F3DC" w:val="clear"/>
+            <w:tcMar>
+              <w:top w:type="dxa" w:w="60"/>
+              <w:left w:type="dxa" w:w="120"/>
+              <w:bottom w:type="dxa" w:w="60"/>
+              <w:right w:type="dxa" w:w="120"/>
+            </w:tcMar>
+          </w:tcPr>
+          <w:p>
+            <w:r>
+              <w:rPr>
+                <w:rFonts w:ascii="Arial" w:cs="Arial" w:eastAsia="Arial" w:hAnsi="Arial"/>
+                <w:b/>
+                <w:bCs/>
+                <w:color w:val="1B4332"/>
+                <w:sz w:val="19"/>
+                <w:szCs w:val="19"/>
+              </w:rPr>
+              <w:t xml:space="preserve">Date</w:t>
+            </w:r>
+          </w:p>
+        </w:tc>
+        <w:tc>
+          <w:tcPr>
+            <w:tcW w:type="dxa" w:w="4680"/>
+            <w:tcBorders>
+              <w:top w:val="single" w:color="D1D5DB" w:sz="1"/>
+              <w:left w:val="single" w:color="D1D5DB" w:sz="1"/>
+              <w:bottom w:val="single" w:color="D1D5DB" w:sz="1"/>
+              <w:right w:val="single" w:color="D1D5DB" w:sz="1"/>
+            </w:tcBorders>
+            <w:shd w:fill="D8F3DC" w:val="clear"/>
+            <w:tcMar>
+              <w:top w:type="dxa" w:w="60"/>
+              <w:left w:type="dxa" w:w="120"/>
+              <w:bottom w:type="dxa" w:w="60"/>
+              <w:right w:type="dxa" w:w="120"/>
+            </w:tcMar>
+          </w:tcPr>
+          <w:p>
+            <w:pPr>
+              <w:jc w:val="right"/>
+            </w:pPr>
+            <w:r>
+              <w:rPr>
+                <w:rFonts w:ascii="Arial" w:cs="Arial" w:eastAsia="Arial" w:hAnsi="Arial"/>
+                <w:b/>
+                <w:bCs/>
+                <w:color w:val="1B4332"/>
+                <w:sz w:val="19"/>
+                <w:szCs w:val="19"/>
+              </w:rPr>
+              <w:t xml:space="preserve">Amount</w:t>
+            </w:r>
+          </w:p>
+        </w:tc>
+      </w:tr>
+      <w:tr>
+        <w:tc>
+          <w:tcPr>
+            <w:tcW w:type="dxa" w:w="4680"/>
+            <w:tcBorders>
+              <w:top w:val="single" w:color="D1D5DB" w:sz="1"/>
+              <w:left w:val="single" w:color="D1D5DB" w:sz="1"/>
+              <w:bottom w:val="single" w:color="D1D5DB" w:sz="1"/>
+              <w:right w:val="single" w:color="D1D5DB" w:sz="1"/>
+            </w:tcBorders>
+            <w:shd w:fill="FFFFFF" w:val="clear"/>
+            <w:tcMar>
+              <w:top w:type="dxa" w:w="60"/>
+              <w:left w:type="dxa" w:w="120"/>
+              <w:bottom w:type="dxa" w:w="60"/>
+              <w:right w:type="dxa" w:w="120"/>
+            </w:tcMar>
+          </w:tcPr>
+          <w:p>
+            <w:r>
+              <w:rPr>
+                <w:rFonts w:ascii="Arial" w:cs="Arial" w:eastAsia="Arial" w:hAnsi="Arial"/>
+                <w:color w:val="374151"/>
+                <w:sz w:val="19"/>
+                <w:szCs w:val="19"/>
+              </w:rPr>
+              <w:t xml:space="preserve">1 May 2026</w:t>
+            </w:r>
+          </w:p>
+        </w:tc>
+        <w:tc>
+          <w:tcPr>
+            <w:tcW w:type="dxa" w:w="4680"/>
+            <w:tcBorders>
+              <w:top w:val="single" w:color="D1D5DB" w:sz="1"/>
+              <w:left w:val="single" w:color="D1D5DB" w:sz="1"/>
+              <w:bottom w:val="single" w:color="D1D5DB" w:sz="1"/>
+              <w:right w:val="single" w:color="D1D5DB" w:sz="1"/>
+            </w:tcBorders>
+            <w:shd w:fill="FFFFFF" w:val="clear"/>
+            <w:tcMar>
+              <w:top w:type="dxa" w:w="60"/>
+              <w:left w:type="dxa" w:w="120"/>
+              <w:bottom w:type="dxa" w:w="60"/>
+              <w:right w:type="dxa" w:w="120"/>
+            </w:tcMar>
+          </w:tcPr>
+          <w:p>
+            <w:pPr>
+              <w:jc w:val="right"/>
+            </w:pPr>
+            <w:r>
+              <w:rPr>
+                <w:rFonts w:ascii="Arial" w:cs="Arial" w:eastAsia="Arial" w:hAnsi="Arial"/>
+                <w:color w:val="374151"/>
+                <w:sz w:val="19"/>
+                <w:szCs w:val="19"/>
+              </w:rPr>
+              <w:t xml:space="preserve">€5,000</w:t>
+            </w:r>
+          </w:p>
+        </w:tc>
+      </w:tr>
+      <w:tr>
+        <w:tc>
+          <w:tcPr>
+            <w:tcW w:type="dxa" w:w="4680"/>
+            <w:tcBorders>
+              <w:top w:val="single" w:color="D1D5DB" w:sz="1"/>
+              <w:left w:val="single" w:color="D1D5DB" w:sz="1"/>
+              <w:bottom w:val="single" w:color="D1D5DB" w:sz="1"/>
+              <w:right w:val="single" w:color="D1D5DB" w:sz="1"/>
+            </w:tcBorders>
+            <w:shd w:fill="F9FAFB" w:val="clear"/>
+            <w:tcMar>
+              <w:top w:type="dxa" w:w="60"/>
+              <w:left w:type="dxa" w:w="120"/>
+              <w:bottom w:type="dxa" w:w="60"/>
+              <w:right w:type="dxa" w:w="120"/>
+            </w:tcMar>
+          </w:tcPr>
+          <w:p>
+            <w:r>
+              <w:rPr>
+                <w:rFonts w:ascii="Arial" w:cs="Arial" w:eastAsia="Arial" w:hAnsi="Arial"/>
+                <w:color w:val="374151"/>
+                <w:sz w:val="19"/>
+                <w:szCs w:val="19"/>
+              </w:rPr>
+              <w:t xml:space="preserve">1 June 2026</w:t>
+            </w:r>
+          </w:p>
+        </w:tc>
+        <w:tc>
+          <w:tcPr>
+            <w:tcW w:type="dxa" w:w="4680"/>
+            <w:tcBorders>
+              <w:top w:val="single" w:color="D1D5DB" w:sz="1"/>
+              <w:left w:val="single" w:color="D1D5DB" w:sz="1"/>
+              <w:bottom w:val="single" w:color="D1D5DB" w:sz="1"/>
+              <w:right w:val="single" w:color="D1D5DB" w:sz="1"/>
+            </w:tcBorders>
+            <w:shd w:fill="F9FAFB" w:val="clear"/>
+            <w:tcMar>
+              <w:top w:type="dxa" w:w="60"/>
+              <w:left w:type="dxa" w:w="120"/>
+              <w:bottom w:type="dxa" w:w="60"/>
+              <w:right w:type="dxa" w:w="120"/>
+            </w:tcMar>
+          </w:tcPr>
+          <w:p>
+            <w:pPr>
+              <w:jc w:val="right"/>
+            </w:pPr>
+            <w:r>
+              <w:rPr>
+                <w:rFonts w:ascii="Arial" w:cs="Arial" w:eastAsia="Arial" w:hAnsi="Arial"/>
+                <w:color w:val="374151"/>
+                <w:sz w:val="19"/>
+                <w:szCs w:val="19"/>
+              </w:rPr>
+              <w:t xml:space="preserve">€5,000</w:t>
+            </w:r>
+          </w:p>
+        </w:tc>
+      </w:tr>
+      <w:tr>
+        <w:tc>
+          <w:tcPr>
+            <w:tcW w:type="dxa" w:w="4680"/>
+            <w:tcBorders>
+              <w:top w:val="single" w:color="D1D5DB" w:sz="1"/>
+              <w:left w:val="single" w:color="D1D5DB" w:sz="1"/>
+              <w:bottom w:val="single" w:color="D1D5DB" w:sz="1"/>
+              <w:right w:val="single" w:color="D1D5DB" w:sz="1"/>
+            </w:tcBorders>
+            <w:shd w:fill="FFFFFF" w:val="clear"/>
+            <w:tcMar>
+              <w:top w:type="dxa" w:w="60"/>
+              <w:left w:type="dxa" w:w="120"/>
+              <w:bottom w:type="dxa" w:w="60"/>
+              <w:right w:type="dxa" w:w="120"/>
+            </w:tcMar>
+          </w:tcPr>
+          <w:p>
+            <w:r>
+              <w:rPr>
+                <w:rFonts w:ascii="Arial" w:cs="Arial" w:eastAsia="Arial" w:hAnsi="Arial"/>
+                <w:color w:val="374151"/>
+                <w:sz w:val="19"/>
+                <w:szCs w:val="19"/>
+              </w:rPr>
+              <w:t xml:space="preserve">1 July 2026</w:t>
+            </w:r>
+          </w:p>
+        </w:tc>
+        <w:tc>
+          <w:tcPr>
+            <w:tcW w:type="dxa" w:w="4680"/>
+            <w:tcBorders>
+              <w:top w:val="single" w:color="D1D5DB" w:sz="1"/>
+              <w:left w:val="single" w:color="D1D5DB" w:sz="1"/>
+              <w:bottom w:val="single" w:color="D1D5DB" w:sz="1"/>
+              <w:right w:val="single" w:color="D1D5DB" w:sz="1"/>
+            </w:tcBorders>
+            <w:shd w:fill="FFFFFF" w:val="clear"/>
+            <w:tcMar>
+              <w:top w:type="dxa" w:w="60"/>
+              <w:left w:type="dxa" w:w="120"/>
+              <w:bottom w:type="dxa" w:w="60"/>
+              <w:right w:type="dxa" w:w="120"/>
+            </w:tcMar>
+          </w:tcPr>
+          <w:p>
+            <w:pPr>
+              <w:jc w:val="right"/>
+            </w:pPr>
+            <w:r>
+              <w:rPr>
+                <w:rFonts w:ascii="Arial" w:cs="Arial" w:eastAsia="Arial" w:hAnsi="Arial"/>
+                <w:color w:val="374151"/>
+                <w:sz w:val="19"/>
+                <w:szCs w:val="19"/>
+              </w:rPr>
+              <w:t xml:space="preserve">€2,000</w:t>
+            </w:r>
+          </w:p>
+        </w:tc>
+      </w:tr>
+      <w:tr>
+        <w:tc>
+          <w:tcPr>
+            <w:tcW w:type="dxa" w:w="4680"/>
+            <w:tcBorders>
+              <w:top w:val="single" w:color="D1D5DB" w:sz="1"/>
+              <w:left w:val="single" w:color="D1D5DB" w:sz="1"/>
+              <w:bottom w:val="single" w:color="D1D5DB" w:sz="1"/>
+              <w:right w:val="single" w:color="D1D5DB" w:sz="1"/>
+            </w:tcBorders>
+            <w:shd w:fill="F9FAFB" w:val="clear"/>
+            <w:tcMar>
+              <w:top w:type="dxa" w:w="60"/>
+              <w:left w:type="dxa" w:w="120"/>
+              <w:bottom w:type="dxa" w:w="60"/>
+              <w:right w:type="dxa" w:w="120"/>
+            </w:tcMar>
+          </w:tcPr>
+          <w:p>
+            <w:r>
+              <w:rPr>
+                <w:rFonts w:ascii="Arial" w:cs="Arial" w:eastAsia="Arial" w:hAnsi="Arial"/>
+                <w:color w:val="374151"/>
+                <w:sz w:val="19"/>
+                <w:szCs w:val="19"/>
+              </w:rPr>
+              <w:t xml:space="preserve">1 September 2026</w:t>
+            </w:r>
+          </w:p>
+        </w:tc>
+        <w:tc>
+          <w:tcPr>
+            <w:tcW w:type="dxa" w:w="4680"/>
+            <w:tcBorders>
+              <w:top w:val="single" w:color="D1D5DB" w:sz="1"/>
+              <w:left w:val="single" w:color="D1D5DB" w:sz="1"/>
+              <w:bottom w:val="single" w:color="D1D5DB" w:sz="1"/>
+              <w:right w:val="single" w:color="D1D5DB" w:sz="1"/>
+            </w:tcBorders>
+            <w:shd w:fill="F9FAFB" w:val="clear"/>
+            <w:tcMar>
+              <w:top w:type="dxa" w:w="60"/>
+              <w:left w:type="dxa" w:w="120"/>
+              <w:bottom w:type="dxa" w:w="60"/>
+              <w:right w:type="dxa" w:w="120"/>
+            </w:tcMar>
+          </w:tcPr>
+          <w:p>
+            <w:pPr>
+              <w:jc w:val="right"/>
+            </w:pPr>
+            <w:r>
+              <w:rPr>
+                <w:rFonts w:ascii="Arial" w:cs="Arial" w:eastAsia="Arial" w:hAnsi="Arial"/>
+                <w:color w:val="374151"/>
+                <w:sz w:val="19"/>
+                <w:szCs w:val="19"/>
+              </w:rPr>
+              <w:t xml:space="preserve">€8,000</w:t>
+            </w:r>
+          </w:p>
+        </w:tc>
+      </w:tr>
+      <w:tr>
+        <w:tc>
+          <w:tcPr>
+            <w:tcW w:type="dxa" w:w="4680"/>
+            <w:tcBorders>
+              <w:top w:val="single" w:color="D1D5DB" w:sz="1"/>
+              <w:left w:val="single" w:color="D1D5DB" w:sz="1"/>
+              <w:bottom w:val="single" w:color="D1D5DB" w:sz="1"/>
+              <w:right w:val="single" w:color="D1D5DB" w:sz="1"/>
+            </w:tcBorders>
+            <w:shd w:fill="D8F3DC" w:val="clear"/>
+            <w:tcMar>
+              <w:top w:type="dxa" w:w="60"/>
+              <w:left w:type="dxa" w:w="120"/>
+              <w:bottom w:type="dxa" w:w="60"/>
+              <w:right w:type="dxa" w:w="120"/>
+            </w:tcMar>
+          </w:tcPr>
+          <w:p>
+            <w:r>
+              <w:rPr>
+                <w:rFonts w:ascii="Arial" w:cs="Arial" w:eastAsia="Arial" w:hAnsi="Arial"/>
+                <w:b/>
+                <w:bCs/>
+                <w:color w:val="1B4332"/>
+                <w:sz w:val="19"/>
+                <w:szCs w:val="19"/>
+              </w:rPr>
+              <w:t xml:space="preserve">Total</w:t>
+            </w:r>
+          </w:p>
+        </w:tc>
+        <w:tc>
+          <w:tcPr>
+            <w:tcW w:type="dxa" w:w="4680"/>
+            <w:tcBorders>
+              <w:top w:val="single" w:color="D1D5DB" w:sz="1"/>
+              <w:left w:val="single" w:color="D1D5DB" w:sz="1"/>
+              <w:bottom w:val="single" w:color="D1D5DB" w:sz="1"/>
+              <w:right w:val="single" w:color="D1D5DB" w:sz="1"/>
+            </w:tcBorders>
+            <w:shd w:fill="D8F3DC" w:val="clear"/>
+            <w:tcMar>
+              <w:top w:type="dxa" w:w="60"/>
+              <w:left w:type="dxa" w:w="120"/>
+              <w:bottom w:type="dxa" w:w="60"/>
+              <w:right w:type="dxa" w:w="120"/>
+            </w:tcMar>
+          </w:tcPr>
+          <w:p>
+            <w:pPr>
+              <w:jc w:val="right"/>
+            </w:pPr>
+            <w:r>
+              <w:rPr>
+                <w:rFonts w:ascii="Arial" w:cs="Arial" w:eastAsia="Arial" w:hAnsi="Arial"/>
+                <w:b/>
+                <w:bCs/>
+                <w:color w:val="1B4332"/>
+                <w:sz w:val="19"/>
+                <w:szCs w:val="19"/>
+              </w:rPr>
+              <w:t xml:space="preserve">€20,000</w:t>
+            </w:r>
+          </w:p>
+        </w:tc>
+      </w:tr>
+    </w:tbl>
+    <w:p>
+      <w:pPr>
+        <w:spacing w:after="200"/>
+      </w:pPr>
+    </w:p>
+    <w:p>
+      <w:pPr>
+        <w:pStyle w:val="Heading2"/>
+      </w:pPr>
+      <w:r>
+        <w:t xml:space="preserve">Infrastructure Costs</w:t>
+      </w:r>
+    </w:p>
+    <w:p>
+      <w:pPr>
+        <w:spacing w:after="200"/>
+      </w:pPr>
+      <w:r>
+        <w:rPr>
+          <w:rFonts w:ascii="Arial" w:cs="Arial" w:eastAsia="Arial" w:hAnsi="Arial"/>
+          <w:color w:val="374151"/>
+          <w:sz w:val="19"/>
+          <w:szCs w:val="19"/>
+        </w:rPr>
+        <w:t xml:space="preserve">All server, database, and third-party tool costs (Supabase, Netlify, Viva Payments, domain registrations, etc.) are to be covered by Fitpal. These are operational expenses that remain with the business regardless of the development arrangement.</w:t>
+      </w:r>
+    </w:p>
+    <w:p>
+      <w:pPr>
+        <w:pStyle w:val="Heading2"/>
+      </w:pPr>
+      <w:r>
+        <w:t xml:space="preserve">Ongoing Technical Support &amp; Collaboration</w:t>
+      </w:r>
+    </w:p>
+    <w:p>
+      <w:pPr>
+        <w:spacing w:after="120"/>
+      </w:pPr>
+      <w:r>
+        <w:rPr>
+          <w:rFonts w:ascii="Arial" w:cs="Arial" w:eastAsia="Arial" w:hAnsi="Arial"/>
+          <w:color w:val="374151"/>
+          <w:sz w:val="19"/>
+          <w:szCs w:val="19"/>
+        </w:rPr>
+        <w:t xml:space="preserve">Ioustinos Sarris to take on the role of Technical Lead and Advisor starting from September 2026. The current intention and soft agreement is as follows:</w:t>
+      </w:r>
+    </w:p>
+    <w:p>
+      <w:pPr>
+        <w:spacing w:after="80"/>
+        <w:ind w:left="360"/>
+      </w:pPr>
+      <w:r>
+        <w:rPr>
+          <w:rFonts w:ascii="Arial" w:cs="Arial" w:eastAsia="Arial" w:hAnsi="Arial"/>
+          <w:b/>
+          <w:bCs/>
+          <w:color w:val="374151"/>
+          <w:sz w:val="19"/>
+          <w:szCs w:val="19"/>
+        </w:rPr>
+        <w:t xml:space="preserve">Monthly compensation: </w:t>
+      </w:r>
+      <w:r>
+        <w:rPr>
+          <w:rFonts w:ascii="Arial" w:cs="Arial" w:eastAsia="Arial" w:hAnsi="Arial"/>
+          <w:color w:val="374151"/>
+          <w:sz w:val="19"/>
+          <w:szCs w:val="19"/>
+        </w:rPr>
+        <w:t xml:space="preserve">€1,500 per month for approximately 40–50 hours of involvement per month.</w:t>
+      </w:r>
+    </w:p>
+    <w:p>
+      <w:pPr>
+        <w:spacing w:after="80"/>
+        <w:ind w:left="360"/>
+      </w:pPr>
+      <w:r>
+        <w:rPr>
+          <w:rFonts w:ascii="Arial" w:cs="Arial" w:eastAsia="Arial" w:hAnsi="Arial"/>
+          <w:b/>
+          <w:bCs/>
+          <w:color w:val="374151"/>
+          <w:sz w:val="19"/>
+          <w:szCs w:val="19"/>
+        </w:rPr>
+        <w:t xml:space="preserve">Equity: </w:t>
+      </w:r>
+      <w:r>
+        <w:rPr>
+          <w:rFonts w:ascii="Arial" w:cs="Arial" w:eastAsia="Arial" w:hAnsi="Arial"/>
+          <w:color w:val="374151"/>
+          <w:sz w:val="19"/>
+          <w:szCs w:val="19"/>
+        </w:rPr>
+        <w:t xml:space="preserve">1%–2% equity stake, vested over a 6-month period.</w:t>
+      </w:r>
+    </w:p>
+    <w:p>
+      <w:pPr>
+        <w:spacing w:after="200"/>
+        <w:ind w:left="360"/>
+      </w:pPr>
+      <w:r>
+        <w:rPr>
+          <w:rFonts w:ascii="Arial" w:cs="Arial" w:eastAsia="Arial" w:hAnsi="Arial"/>
+          <w:i/>
+          <w:iCs/>
+          <w:color w:val="6B7280"/>
+          <w:sz w:val="19"/>
+          <w:szCs w:val="19"/>
+        </w:rPr>
+        <w:t xml:space="preserve">These terms reflect the current shared intention and are subject to formalisation in a separate agreement.</w:t>
+      </w:r>
+    </w:p>
     <w:p>
       <w:pPr>
         <w:pBdr>
